--- a/content/w22.docx
+++ b/content/w22.docx
@@ -34,7 +34,7 @@
         <w:t xml:space="preserve">S2026</w:t>
       </w:r>
     </w:p>
-    <w:bookmarkStart w:id="20" w:name="think"/>
+    <w:bookmarkStart w:id="9" w:name="think"/>
     <w:p>
       <w:pPr>
         <w:pStyle w:val="Heading4"/>
@@ -56,39 +56,11 @@
           <w:i/>
           <w:iCs/>
         </w:rPr>
-        <w:t xml:space="preserve">How can we, as fellow humans, assess whether or not a non-human</w:t>
-      </w:r>
-      <w:r>
-        <w:rPr>
-          <w:i/>
-          <w:iCs/>
-        </w:rPr>
-        <w:t xml:space="preserve"> </w:t>
-      </w:r>
-      <w:r>
-        <w:rPr>
-          <w:i/>
-          <w:iCs/>
-        </w:rPr>
-        <w:t xml:space="preserve">“intelligence”</w:t>
-      </w:r>
-      <w:r>
-        <w:rPr>
-          <w:i/>
-          <w:iCs/>
-        </w:rPr>
-        <w:t xml:space="preserve"> </w:t>
-      </w:r>
-      <w:r>
-        <w:rPr>
-          <w:i/>
-          <w:iCs/>
-        </w:rPr>
-        <w:t xml:space="preserve">is actually… intelligent? What kind of guidelines and rules of thumb should we form? What makes something an autonomous system, an intelligent system, a general intelligence system, or even a superintelligence?</w:t>
-      </w:r>
-    </w:p>
-    <w:bookmarkEnd w:id="20"/>
-    <w:bookmarkStart w:id="22" w:name="read"/>
+        <w:t xml:space="preserve">How can we, as fellow humans, assess whether or not a non-human “intelligence” is actually… intelligent? What kind of guidelines and rules of thumb should we form? What makes something an autonomous system, an intelligent system, a general intelligence system, or even a superintelligence?</w:t>
+      </w:r>
+    </w:p>
+    <w:bookmarkEnd w:id="9"/>
+    <w:bookmarkStart w:id="11" w:name="read"/>
     <w:p>
       <w:pPr>
         <w:pStyle w:val="Heading4"/>
@@ -111,7 +83,7 @@
       <w:r>
         <w:t xml:space="preserve"> </w:t>
       </w:r>
-      <w:hyperlink r:id="rId21">
+      <w:hyperlink r:id="rId10">
         <w:r>
           <w:rPr>
             <w:rStyle w:val="Hyperlink"/>
@@ -136,13 +108,7 @@
         <w:t xml:space="preserve"> </w:t>
       </w:r>
       <w:r>
-        <w:t xml:space="preserve">“The Chinese Room”</w:t>
-      </w:r>
-      <w:r>
-        <w:t xml:space="preserve"> </w:t>
-      </w:r>
-      <w:r>
-        <w:t xml:space="preserve">argument)</w:t>
+        <w:t xml:space="preserve">“The Chinese Room” argument)</w:t>
       </w:r>
     </w:p>
     <w:p>
@@ -161,8 +127,8 @@
         <w:t xml:space="preserve">In the linked version of this article, you only need focus on the core article (pgs 417-424); don’t worry about the additional commentary unless interested</w:t>
       </w:r>
     </w:p>
-    <w:bookmarkEnd w:id="22"/>
-    <w:bookmarkStart w:id="24" w:name="watch"/>
+    <w:bookmarkEnd w:id="11"/>
+    <w:bookmarkStart w:id="13" w:name="watch"/>
     <w:p>
       <w:pPr>
         <w:pStyle w:val="Heading4"/>
@@ -179,7 +145,7 @@
           <w:numId w:val="1004"/>
         </w:numPr>
       </w:pPr>
-      <w:hyperlink r:id="rId23">
+      <w:hyperlink r:id="rId12">
         <w:r>
           <w:rPr>
             <w:rStyle w:val="Hyperlink"/>
@@ -207,8 +173,8 @@
         <w:t xml:space="preserve">#23</w:t>
       </w:r>
     </w:p>
-    <w:bookmarkEnd w:id="24"/>
-    <w:bookmarkStart w:id="26" w:name="listen"/>
+    <w:bookmarkEnd w:id="13"/>
+    <w:bookmarkStart w:id="15" w:name="listen"/>
     <w:p>
       <w:pPr>
         <w:pStyle w:val="Heading4"/>
@@ -241,7 +207,7 @@
       <w:r>
         <w:t xml:space="preserve"> </w:t>
       </w:r>
-      <w:hyperlink r:id="rId25">
+      <w:hyperlink r:id="rId14">
         <w:r>
           <w:rPr>
             <w:rStyle w:val="Hyperlink"/>
@@ -250,8 +216,8 @@
         </w:r>
       </w:hyperlink>
     </w:p>
-    <w:bookmarkEnd w:id="26"/>
-    <w:bookmarkStart w:id="28" w:name="browse"/>
+    <w:bookmarkEnd w:id="15"/>
+    <w:bookmarkStart w:id="17" w:name="browse"/>
     <w:p>
       <w:pPr>
         <w:pStyle w:val="Heading4"/>
@@ -274,7 +240,7 @@
       <w:r>
         <w:t xml:space="preserve"> </w:t>
       </w:r>
-      <w:hyperlink r:id="rId27">
+      <w:hyperlink r:id="rId16">
         <w:r>
           <w:rPr>
             <w:rStyle w:val="Hyperlink"/>
@@ -283,8 +249,8 @@
         </w:r>
       </w:hyperlink>
     </w:p>
-    <w:bookmarkEnd w:id="28"/>
-    <w:bookmarkStart w:id="34" w:name="additional-resources"/>
+    <w:bookmarkEnd w:id="17"/>
+    <w:bookmarkStart w:id="23" w:name="additional-resources"/>
     <w:p>
       <w:pPr>
         <w:pStyle w:val="Heading4"/>
@@ -307,7 +273,7 @@
       <w:r>
         <w:t xml:space="preserve"> </w:t>
       </w:r>
-      <w:hyperlink r:id="rId29">
+      <w:hyperlink r:id="rId18">
         <w:r>
           <w:rPr>
             <w:rStyle w:val="Hyperlink"/>
@@ -332,10 +298,7 @@
         <w:t xml:space="preserve"> </w:t>
       </w:r>
       <w:r>
-        <w:t xml:space="preserve">“The Turing Test”</w:t>
-      </w:r>
-      <w:r>
-        <w:t xml:space="preserve">)</w:t>
+        <w:t xml:space="preserve">“The Turing Test”)</w:t>
       </w:r>
     </w:p>
     <w:p>
@@ -346,7 +309,7 @@
           <w:numId w:val="1007"/>
         </w:numPr>
       </w:pPr>
-      <w:hyperlink r:id="rId30">
+      <w:hyperlink r:id="rId19">
         <w:r>
           <w:rPr>
             <w:rStyle w:val="Hyperlink"/>
@@ -376,7 +339,7 @@
           <w:numId w:val="1007"/>
         </w:numPr>
       </w:pPr>
-      <w:hyperlink r:id="rId31">
+      <w:hyperlink r:id="rId20">
         <w:r>
           <w:rPr>
             <w:rStyle w:val="Hyperlink"/>
@@ -412,7 +375,7 @@
       <w:r>
         <w:t xml:space="preserve"> </w:t>
       </w:r>
-      <w:hyperlink r:id="rId32">
+      <w:hyperlink r:id="rId21">
         <w:r>
           <w:rPr>
             <w:rStyle w:val="Hyperlink"/>
@@ -435,7 +398,7 @@
       <w:r>
         <w:t xml:space="preserve"> </w:t>
       </w:r>
-      <w:hyperlink r:id="rId33">
+      <w:hyperlink r:id="rId22">
         <w:r>
           <w:rPr>
             <w:rStyle w:val="Hyperlink"/>
@@ -444,8 +407,8 @@
         </w:r>
       </w:hyperlink>
     </w:p>
-    <w:bookmarkEnd w:id="34"/>
-    <w:bookmarkStart w:id="38" w:name="submit"/>
+    <w:bookmarkEnd w:id="23"/>
+    <w:bookmarkStart w:id="27" w:name="submit"/>
     <w:p>
       <w:pPr>
         <w:pStyle w:val="Heading4"/>
@@ -507,18 +470,18 @@
                 <wp:inline>
                   <wp:extent cx="152400" cy="152400"/>
                   <wp:effectExtent b="0" l="0" r="0" t="0"/>
-                  <wp:docPr descr="" title="" id="36" name="Picture"/>
+                  <wp:docPr descr="" title="" id="25" name="Picture"/>
                   <a:graphic>
                     <a:graphicData uri="http://schemas.openxmlformats.org/drawingml/2006/picture">
                       <pic:pic>
                         <pic:nvPicPr>
-                          <pic:cNvPr descr="/opt/quarto/share/formats/docx/tip.png" id="37" name="Picture"/>
+                          <pic:cNvPr descr="/opt/quarto/share/formats/docx/tip.png" id="26" name="Picture"/>
                           <pic:cNvPicPr>
                             <a:picLocks noChangeArrowheads="1" noChangeAspect="1"/>
                           </pic:cNvPicPr>
                         </pic:nvPicPr>
                         <pic:blipFill>
-                          <a:blip r:embed="rId35"/>
+                          <a:blip r:embed="rId24"/>
                           <a:stretch>
                             <a:fillRect/>
                           </a:stretch>
@@ -663,7 +626,7 @@
         </w:tc>
       </w:tr>
     </w:tbl>
-    <w:bookmarkEnd w:id="38"/>
+    <w:bookmarkEnd w:id="27"/>
     <w:sectPr>
       <w:footnotePr>
         <w:numRestart w:val="eachSect"/>
@@ -915,10 +878,10 @@
   <w:docDefaults>
     <w:rPrDefault>
       <w:rPr>
-        <w:rFonts w:asciiTheme="minorHAnsi" w:cstheme="minorBidi" w:eastAsiaTheme="minorHAnsi" w:hAnsiTheme="minorHAnsi"/>
+        <w:rFonts w:asciiTheme="minorHAnsi" w:cstheme="minorBidi" w:eastAsiaTheme="minorEastAsia" w:hAnsiTheme="minorHAnsi"/>
         <w:sz w:val="24"/>
         <w:szCs w:val="24"/>
-        <w:lang w:bidi="ar-SA" w:eastAsia="en-US" w:val="en-US"/>
+        <w:lang w:bidi="ar-SA" w:eastAsia="zh-CN" w:val="en-US"/>
       </w:rPr>
     </w:rPrDefault>
     <w:pPrDefault>
@@ -1459,13 +1422,6 @@
       </w:tblCellMar>
     </w:tblPr>
     <w:tblStylePr w:type="firstRow">
-      <w:tblPr>
-        <w:jc w:val="left"/>
-        <w:tblInd w:type="dxa" w:w="0"/>
-      </w:tblPr>
-      <w:trPr>
-        <w:jc w:val="left"/>
-      </w:trPr>
       <w:tcPr>
         <w:tcBorders>
           <w:bottom w:val="single"/>
